--- a/backend-exhibits/Sharefile to Google SharedDrive Standard Included.docx
+++ b/backend-exhibits/Sharefile to Google SharedDrive Standard Included.docx
@@ -39,14 +39,14 @@
               <w:ind w:left="52"/>
               <w:jc w:val="center"/>
               <w:rPr>
-                <w:rFonts w:ascii="Arial" w:hAnsi="Arial" w:cs="Arial"/>
+                <w:rFonts w:ascii="Arial" w:hAnsi="Arial" w:cs="Arial" w:eastAsia="Arial"/>
                 <w:sz w:val="21"/>
                 <w:szCs w:val="21"/>
               </w:rPr>
             </w:pPr>
             <w:r>
               <w:rPr>
-                <w:rFonts w:ascii="Arial" w:eastAsia="Arial" w:hAnsi="Arial" w:cs="Arial"/>
+                <w:rFonts w:ascii="Arial" w:hAnsi="Arial" w:cs="Arial" w:eastAsia="Arial"/>
                 <w:b/>
                 <w:sz w:val="21"/>
                 <w:szCs w:val="21"/>
@@ -55,7 +55,7 @@
             </w:r>
             <w:r>
               <w:rPr>
-                <w:rFonts w:ascii="Arial" w:eastAsia="Arial" w:hAnsi="Arial" w:cs="Arial"/>
+                <w:rFonts w:ascii="Arial" w:hAnsi="Arial" w:cs="Arial" w:eastAsia="Arial"/>
                 <w:b/>
                 <w:sz w:val="21"/>
                 <w:szCs w:val="21"/>
@@ -64,7 +64,7 @@
             </w:r>
             <w:r>
               <w:rPr>
-                <w:rFonts w:ascii="Arial" w:eastAsia="Arial" w:hAnsi="Arial" w:cs="Arial"/>
+                <w:rFonts w:ascii="Arial" w:hAnsi="Arial" w:cs="Arial" w:eastAsia="Arial"/>
                 <w:b/>
                 <w:sz w:val="21"/>
                 <w:szCs w:val="21"/>
@@ -73,7 +73,7 @@
             </w:r>
             <w:r>
               <w:rPr>
-                <w:rFonts w:ascii="Arial" w:eastAsia="Arial" w:hAnsi="Arial" w:cs="Arial"/>
+                <w:rFonts w:ascii="Arial" w:hAnsi="Arial" w:cs="Arial" w:eastAsia="Arial"/>
                 <w:b/>
                 <w:sz w:val="21"/>
                 <w:szCs w:val="21"/>
@@ -82,7 +82,7 @@
             </w:r>
             <w:r>
               <w:rPr>
-                <w:rFonts w:ascii="Arial" w:eastAsia="Arial" w:hAnsi="Arial" w:cs="Arial"/>
+                <w:rFonts w:ascii="Arial" w:hAnsi="Arial" w:cs="Arial" w:eastAsia="Arial"/>
                 <w:b/>
                 <w:sz w:val="21"/>
                 <w:szCs w:val="21"/>
@@ -110,7 +110,7 @@
             <w:pPr>
               <w:ind w:left="3"/>
               <w:rPr>
-                <w:rFonts w:ascii="Arial" w:hAnsi="Arial" w:cs="Arial"/>
+                <w:rFonts w:ascii="Arial" w:hAnsi="Arial" w:cs="Arial" w:eastAsia="Arial"/>
                 <w:b/>
                 <w:bCs/>
                 <w:sz w:val="21"/>
@@ -119,7 +119,7 @@
             </w:pPr>
             <w:r>
               <w:rPr>
-                <w:rFonts w:ascii="Arial" w:hAnsi="Arial" w:cs="Arial"/>
+                <w:rFonts w:ascii="Arial" w:hAnsi="Arial" w:cs="Arial" w:eastAsia="Arial"/>
                 <w:b/>
                 <w:bCs/>
                 <w:sz w:val="21"/>
@@ -142,14 +142,14 @@
           <w:p>
             <w:pPr>
               <w:rPr>
-                <w:rFonts w:ascii="Arial" w:hAnsi="Arial" w:cs="Arial"/>
+                <w:rFonts w:ascii="Arial" w:hAnsi="Arial" w:cs="Arial" w:eastAsia="Arial"/>
                 <w:sz w:val="21"/>
                 <w:szCs w:val="21"/>
               </w:rPr>
             </w:pPr>
             <w:r>
               <w:rPr>
-                <w:rFonts w:ascii="Arial" w:hAnsi="Arial" w:cs="Arial"/>
+                <w:rFonts w:ascii="Arial" w:hAnsi="Arial" w:cs="Arial" w:eastAsia="Arial"/>
                 <w:sz w:val="21"/>
                 <w:szCs w:val="21"/>
               </w:rPr>
@@ -157,7 +157,7 @@
             </w:r>
             <w:r>
               <w:rPr>
-                <w:rFonts w:ascii="Arial" w:hAnsi="Arial" w:cs="Arial"/>
+                <w:rFonts w:ascii="Arial" w:hAnsi="Arial" w:cs="Arial" w:eastAsia="Arial"/>
                 <w:sz w:val="21"/>
                 <w:szCs w:val="21"/>
               </w:rPr>
@@ -184,7 +184,7 @@
             <w:pPr>
               <w:ind w:left="3"/>
               <w:rPr>
-                <w:rFonts w:ascii="Arial" w:hAnsi="Arial" w:cs="Arial"/>
+                <w:rFonts w:ascii="Arial" w:hAnsi="Arial" w:cs="Arial" w:eastAsia="Arial"/>
                 <w:b/>
                 <w:bCs/>
                 <w:sz w:val="21"/>
@@ -193,7 +193,7 @@
             </w:pPr>
             <w:r>
               <w:rPr>
-                <w:rFonts w:ascii="Arial" w:hAnsi="Arial" w:cs="Arial"/>
+                <w:rFonts w:ascii="Arial" w:hAnsi="Arial" w:cs="Arial" w:eastAsia="Arial"/>
                 <w:b/>
                 <w:bCs/>
                 <w:sz w:val="21"/>
@@ -203,7 +203,7 @@
             </w:r>
             <w:r>
               <w:rPr>
-                <w:rFonts w:ascii="Arial" w:hAnsi="Arial" w:cs="Arial"/>
+                <w:rFonts w:ascii="Arial" w:hAnsi="Arial" w:cs="Arial" w:eastAsia="Arial"/>
                 <w:b/>
                 <w:bCs/>
                 <w:sz w:val="21"/>
@@ -226,14 +226,14 @@
           <w:p>
             <w:pPr>
               <w:rPr>
-                <w:rFonts w:ascii="Arial" w:hAnsi="Arial" w:cs="Arial"/>
+                <w:rFonts w:ascii="Arial" w:hAnsi="Arial" w:cs="Arial" w:eastAsia="Arial"/>
                 <w:sz w:val="21"/>
                 <w:szCs w:val="21"/>
               </w:rPr>
             </w:pPr>
             <w:r>
               <w:rPr>
-                <w:rFonts w:ascii="Arial" w:hAnsi="Arial" w:cs="Arial"/>
+                <w:rFonts w:ascii="Arial" w:hAnsi="Arial" w:cs="Arial" w:eastAsia="Arial"/>
                 <w:sz w:val="21"/>
                 <w:szCs w:val="21"/>
               </w:rPr>
@@ -260,7 +260,7 @@
             <w:pPr>
               <w:ind w:left="3"/>
               <w:rPr>
-                <w:rFonts w:ascii="Arial" w:hAnsi="Arial" w:cs="Arial"/>
+                <w:rFonts w:ascii="Arial" w:hAnsi="Arial" w:cs="Arial" w:eastAsia="Arial"/>
                 <w:b/>
                 <w:bCs/>
                 <w:sz w:val="21"/>
@@ -269,7 +269,7 @@
             </w:pPr>
             <w:r>
               <w:rPr>
-                <w:rFonts w:ascii="Arial" w:hAnsi="Arial" w:cs="Arial"/>
+                <w:rFonts w:ascii="Arial" w:hAnsi="Arial" w:cs="Arial" w:eastAsia="Arial"/>
                 <w:b/>
                 <w:bCs/>
                 <w:sz w:val="21"/>
@@ -292,7 +292,7 @@
           <w:p>
             <w:pPr>
               <w:rPr>
-                <w:rFonts w:ascii="Arial" w:hAnsi="Arial" w:cs="Arial"/>
+                <w:rFonts w:ascii="Arial" w:hAnsi="Arial" w:cs="Arial" w:eastAsia="Arial"/>
                 <w:sz w:val="21"/>
                 <w:szCs w:val="21"/>
               </w:rPr>
@@ -300,7 +300,7 @@
             <w:proofErr w:type="spellStart"/>
             <w:r>
               <w:rPr>
-                <w:rFonts w:ascii="Arial" w:hAnsi="Arial" w:cs="Arial"/>
+                <w:rFonts w:ascii="Arial" w:hAnsi="Arial" w:cs="Arial" w:eastAsia="Arial"/>
                 <w:sz w:val="21"/>
                 <w:szCs w:val="21"/>
               </w:rPr>
@@ -309,7 +309,7 @@
             <w:proofErr w:type="spellEnd"/>
             <w:r>
               <w:rPr>
-                <w:rFonts w:ascii="Arial" w:hAnsi="Arial" w:cs="Arial"/>
+                <w:rFonts w:ascii="Arial" w:hAnsi="Arial" w:cs="Arial" w:eastAsia="Arial"/>
                 <w:sz w:val="21"/>
                 <w:szCs w:val="21"/>
               </w:rPr>
@@ -336,7 +336,7 @@
             <w:pPr>
               <w:ind w:left="3"/>
               <w:rPr>
-                <w:rFonts w:ascii="Arial" w:hAnsi="Arial" w:cs="Arial"/>
+                <w:rFonts w:ascii="Arial" w:hAnsi="Arial" w:cs="Arial" w:eastAsia="Arial"/>
                 <w:b/>
                 <w:bCs/>
                 <w:sz w:val="21"/>
@@ -345,7 +345,7 @@
             </w:pPr>
             <w:r>
               <w:rPr>
-                <w:rFonts w:ascii="Arial" w:hAnsi="Arial" w:cs="Arial"/>
+                <w:rFonts w:ascii="Arial" w:hAnsi="Arial" w:cs="Arial" w:eastAsia="Arial"/>
                 <w:b/>
                 <w:bCs/>
                 <w:sz w:val="21"/>
@@ -368,7 +368,7 @@
           <w:p>
             <w:pPr>
               <w:rPr>
-                <w:rFonts w:ascii="Arial" w:hAnsi="Arial" w:cs="Arial"/>
+                <w:rFonts w:ascii="Arial" w:hAnsi="Arial" w:cs="Arial" w:eastAsia="Arial"/>
                 <w:sz w:val="21"/>
                 <w:szCs w:val="21"/>
               </w:rPr>
@@ -376,7 +376,7 @@
             <w:proofErr w:type="spellStart"/>
             <w:r>
               <w:rPr>
-                <w:rFonts w:ascii="Arial" w:hAnsi="Arial" w:cs="Arial"/>
+                <w:rFonts w:ascii="Arial" w:hAnsi="Arial" w:cs="Arial" w:eastAsia="Arial"/>
                 <w:sz w:val="21"/>
                 <w:szCs w:val="21"/>
               </w:rPr>
@@ -385,7 +385,7 @@
             <w:proofErr w:type="spellEnd"/>
             <w:r>
               <w:rPr>
-                <w:rFonts w:ascii="Arial" w:hAnsi="Arial" w:cs="Arial"/>
+                <w:rFonts w:ascii="Arial" w:hAnsi="Arial" w:cs="Arial" w:eastAsia="Arial"/>
                 <w:sz w:val="21"/>
                 <w:szCs w:val="21"/>
               </w:rPr>
@@ -412,7 +412,7 @@
             <w:pPr>
               <w:ind w:left="3"/>
               <w:rPr>
-                <w:rFonts w:ascii="Arial" w:hAnsi="Arial" w:cs="Arial"/>
+                <w:rFonts w:ascii="Arial" w:hAnsi="Arial" w:cs="Arial" w:eastAsia="Arial"/>
                 <w:b/>
                 <w:bCs/>
                 <w:sz w:val="21"/>
@@ -421,7 +421,7 @@
             </w:pPr>
             <w:r>
               <w:rPr>
-                <w:rFonts w:ascii="Arial" w:hAnsi="Arial" w:cs="Arial"/>
+                <w:rFonts w:ascii="Arial" w:hAnsi="Arial" w:cs="Arial" w:eastAsia="Arial"/>
                 <w:b/>
                 <w:bCs/>
                 <w:sz w:val="21"/>
@@ -444,14 +444,14 @@
           <w:p>
             <w:pPr>
               <w:rPr>
-                <w:rFonts w:ascii="Arial" w:hAnsi="Arial" w:cs="Arial"/>
+                <w:rFonts w:ascii="Arial" w:hAnsi="Arial" w:cs="Arial" w:eastAsia="Arial"/>
                 <w:sz w:val="21"/>
                 <w:szCs w:val="21"/>
               </w:rPr>
             </w:pPr>
             <w:r>
               <w:rPr>
-                <w:rFonts w:ascii="Arial" w:hAnsi="Arial" w:cs="Arial"/>
+                <w:rFonts w:ascii="Arial" w:hAnsi="Arial" w:cs="Arial" w:eastAsia="Arial"/>
                 <w:sz w:val="21"/>
                 <w:szCs w:val="21"/>
               </w:rPr>
@@ -478,7 +478,7 @@
             <w:pPr>
               <w:ind w:left="3"/>
               <w:rPr>
-                <w:rFonts w:ascii="Arial" w:hAnsi="Arial" w:cs="Arial"/>
+                <w:rFonts w:ascii="Arial" w:hAnsi="Arial" w:cs="Arial" w:eastAsia="Arial"/>
                 <w:b/>
                 <w:bCs/>
                 <w:sz w:val="21"/>
@@ -487,7 +487,7 @@
             </w:pPr>
             <w:r>
               <w:rPr>
-                <w:rFonts w:ascii="Arial" w:hAnsi="Arial" w:cs="Arial"/>
+                <w:rFonts w:ascii="Arial" w:hAnsi="Arial" w:cs="Arial" w:eastAsia="Arial"/>
                 <w:b/>
                 <w:bCs/>
                 <w:sz w:val="21"/>
@@ -511,14 +511,14 @@
             <w:pPr>
               <w:spacing w:line="240" w:lineRule="auto"/>
               <w:rPr>
-                <w:rFonts w:ascii="Arial" w:eastAsia="Times New Roman" w:hAnsi="Arial" w:cs="Arial"/>
+                <w:rFonts w:ascii="Arial" w:hAnsi="Arial" w:cs="Arial" w:eastAsia="Arial"/>
                 <w:sz w:val="21"/>
                 <w:szCs w:val="21"/>
               </w:rPr>
             </w:pPr>
             <w:r>
               <w:rPr>
-                <w:rFonts w:ascii="Arial" w:hAnsi="Arial" w:cs="Arial"/>
+                <w:rFonts w:ascii="Arial" w:hAnsi="Arial" w:cs="Arial" w:eastAsia="Arial"/>
                 <w:sz w:val="21"/>
                 <w:szCs w:val="21"/>
               </w:rPr>
@@ -528,7 +528,7 @@
           <w:p>
             <w:pPr>
               <w:rPr>
-                <w:rFonts w:ascii="Arial" w:hAnsi="Arial" w:cs="Arial"/>
+                <w:rFonts w:ascii="Arial" w:hAnsi="Arial" w:cs="Arial" w:eastAsia="Arial"/>
                 <w:sz w:val="21"/>
                 <w:szCs w:val="21"/>
               </w:rPr>
@@ -554,7 +554,7 @@
             <w:pPr>
               <w:ind w:left="3"/>
               <w:rPr>
-                <w:rFonts w:ascii="Arial" w:hAnsi="Arial" w:cs="Arial"/>
+                <w:rFonts w:ascii="Arial" w:hAnsi="Arial" w:cs="Arial" w:eastAsia="Arial"/>
                 <w:b/>
                 <w:bCs/>
                 <w:sz w:val="21"/>
@@ -563,7 +563,7 @@
             </w:pPr>
             <w:r>
               <w:rPr>
-                <w:rFonts w:ascii="Arial" w:hAnsi="Arial" w:cs="Arial"/>
+                <w:rFonts w:ascii="Arial" w:hAnsi="Arial" w:cs="Arial" w:eastAsia="Arial"/>
                 <w:b/>
                 <w:bCs/>
                 <w:sz w:val="21"/>
@@ -587,14 +587,14 @@
             <w:pPr>
               <w:spacing w:line="240" w:lineRule="auto"/>
               <w:rPr>
-                <w:rFonts w:ascii="Arial" w:hAnsi="Arial" w:cs="Arial"/>
+                <w:rFonts w:ascii="Arial" w:hAnsi="Arial" w:cs="Arial" w:eastAsia="Arial"/>
                 <w:sz w:val="21"/>
                 <w:szCs w:val="21"/>
               </w:rPr>
             </w:pPr>
             <w:r>
               <w:rPr>
-                <w:rFonts w:ascii="Arial" w:hAnsi="Arial" w:cs="Arial"/>
+                <w:rFonts w:ascii="Arial" w:hAnsi="Arial" w:cs="Arial" w:eastAsia="Arial"/>
                 <w:sz w:val="21"/>
                 <w:szCs w:val="21"/>
               </w:rPr>
@@ -621,7 +621,7 @@
             <w:pPr>
               <w:ind w:left="3"/>
               <w:rPr>
-                <w:rFonts w:ascii="Arial" w:hAnsi="Arial" w:cs="Arial"/>
+                <w:rFonts w:ascii="Arial" w:hAnsi="Arial" w:cs="Arial" w:eastAsia="Arial"/>
                 <w:b/>
                 <w:bCs/>
                 <w:sz w:val="21"/>
@@ -630,7 +630,7 @@
             </w:pPr>
             <w:r>
               <w:rPr>
-                <w:rFonts w:ascii="Arial" w:hAnsi="Arial" w:cs="Arial"/>
+                <w:rFonts w:ascii="Arial" w:hAnsi="Arial" w:cs="Arial" w:eastAsia="Arial"/>
                 <w:b/>
                 <w:bCs/>
                 <w:sz w:val="21"/>
@@ -654,14 +654,14 @@
             <w:pPr>
               <w:spacing w:line="240" w:lineRule="auto"/>
               <w:rPr>
-                <w:rFonts w:ascii="Arial" w:hAnsi="Arial" w:cs="Arial"/>
+                <w:rFonts w:ascii="Arial" w:hAnsi="Arial" w:cs="Arial" w:eastAsia="Arial"/>
                 <w:sz w:val="21"/>
                 <w:szCs w:val="21"/>
               </w:rPr>
             </w:pPr>
             <w:r>
               <w:rPr>
-                <w:rFonts w:ascii="Arial" w:hAnsi="Arial" w:cs="Arial"/>
+                <w:rFonts w:ascii="Arial" w:hAnsi="Arial" w:cs="Arial" w:eastAsia="Arial"/>
                 <w:sz w:val="21"/>
                 <w:szCs w:val="21"/>
               </w:rPr>
@@ -669,7 +669,7 @@
             </w:r>
             <w:r>
               <w:rPr>
-                <w:rFonts w:ascii="Arial" w:hAnsi="Arial" w:cs="Arial"/>
+                <w:rFonts w:ascii="Arial" w:hAnsi="Arial" w:cs="Arial" w:eastAsia="Arial"/>
                 <w:sz w:val="21"/>
                 <w:szCs w:val="21"/>
               </w:rPr>
@@ -745,10 +745,10 @@
   <w:docDefaults>
     <w:rPrDefault>
       <w:rPr>
-        <w:rFonts w:asciiTheme="minorHAnsi" w:eastAsiaTheme="minorHAnsi" w:hAnsiTheme="minorHAnsi" w:cstheme="minorBidi"/>
+        <w:rFonts w:ascii="Arial" w:hAnsi="Arial" w:cs="Arial" w:eastAsia="Arial"/>
         <w:kern w:val="2"/>
-        <w:sz w:val="24"/>
-        <w:szCs w:val="24"/>
+        <w:sz w:val="21"/>
+        <w:szCs w:val="21"/>
         <w:lang w:val="en-IN" w:eastAsia="en-US" w:bidi="ar-SA"/>
         <w14:ligatures w14:val="standardContextual"/>
       </w:rPr>
@@ -1145,9 +1145,9 @@
       <w:spacing w:line="259" w:lineRule="auto"/>
     </w:pPr>
     <w:rPr>
-      <w:rFonts w:ascii="Calibri" w:eastAsia="Calibri" w:hAnsi="Calibri" w:cs="Calibri"/>
+      <w:rFonts w:ascii="Arial" w:hAnsi="Arial" w:cs="Arial" w:eastAsia="Arial"/>
       <w:color w:val="000000"/>
-      <w:sz w:val="22"/>
+      <w:sz w:val="21"/>
       <w:lang w:eastAsia="en-IN"/>
     </w:rPr>
   </w:style>
@@ -1166,10 +1166,10 @@
       <w:outlineLvl w:val="0"/>
     </w:pPr>
     <w:rPr>
-      <w:rFonts w:asciiTheme="majorHAnsi" w:eastAsiaTheme="majorEastAsia" w:hAnsiTheme="majorHAnsi" w:cstheme="majorBidi"/>
+      <w:rFonts w:ascii="Arial" w:hAnsi="Arial" w:cs="Arial" w:eastAsia="Arial"/>
       <w:color w:val="0F4761" w:themeColor="accent1" w:themeShade="BF"/>
-      <w:sz w:val="40"/>
-      <w:szCs w:val="40"/>
+      <w:sz w:val="21"/>
+      <w:szCs w:val="21"/>
       <w:lang w:eastAsia="en-US"/>
     </w:rPr>
   </w:style>
@@ -1190,10 +1190,10 @@
       <w:outlineLvl w:val="1"/>
     </w:pPr>
     <w:rPr>
-      <w:rFonts w:asciiTheme="majorHAnsi" w:eastAsiaTheme="majorEastAsia" w:hAnsiTheme="majorHAnsi" w:cstheme="majorBidi"/>
+      <w:rFonts w:ascii="Arial" w:hAnsi="Arial" w:cs="Arial" w:eastAsia="Arial"/>
       <w:color w:val="0F4761" w:themeColor="accent1" w:themeShade="BF"/>
-      <w:sz w:val="32"/>
-      <w:szCs w:val="32"/>
+      <w:sz w:val="21"/>
+      <w:szCs w:val="21"/>
       <w:lang w:eastAsia="en-US"/>
     </w:rPr>
   </w:style>
@@ -1214,10 +1214,10 @@
       <w:outlineLvl w:val="2"/>
     </w:pPr>
     <w:rPr>
-      <w:rFonts w:asciiTheme="minorHAnsi" w:eastAsiaTheme="majorEastAsia" w:hAnsiTheme="minorHAnsi" w:cstheme="majorBidi"/>
+      <w:rFonts w:ascii="Arial" w:hAnsi="Arial" w:cs="Arial" w:eastAsia="Arial"/>
       <w:color w:val="0F4761" w:themeColor="accent1" w:themeShade="BF"/>
-      <w:sz w:val="28"/>
-      <w:szCs w:val="28"/>
+      <w:sz w:val="21"/>
+      <w:szCs w:val="21"/>
       <w:lang w:eastAsia="en-US"/>
     </w:rPr>
   </w:style>
@@ -1238,11 +1238,11 @@
       <w:outlineLvl w:val="3"/>
     </w:pPr>
     <w:rPr>
-      <w:rFonts w:asciiTheme="minorHAnsi" w:eastAsiaTheme="majorEastAsia" w:hAnsiTheme="minorHAnsi" w:cstheme="majorBidi"/>
+      <w:rFonts w:ascii="Arial" w:hAnsi="Arial" w:cs="Arial" w:eastAsia="Arial"/>
       <w:i/>
       <w:iCs/>
       <w:color w:val="0F4761" w:themeColor="accent1" w:themeShade="BF"/>
-      <w:sz w:val="24"/>
+      <w:sz w:val="21"/>
       <w:lang w:eastAsia="en-US"/>
     </w:rPr>
   </w:style>
@@ -1263,9 +1263,9 @@
       <w:outlineLvl w:val="4"/>
     </w:pPr>
     <w:rPr>
-      <w:rFonts w:asciiTheme="minorHAnsi" w:eastAsiaTheme="majorEastAsia" w:hAnsiTheme="minorHAnsi" w:cstheme="majorBidi"/>
+      <w:rFonts w:ascii="Arial" w:hAnsi="Arial" w:cs="Arial" w:eastAsia="Arial"/>
       <w:color w:val="0F4761" w:themeColor="accent1" w:themeShade="BF"/>
-      <w:sz w:val="24"/>
+      <w:sz w:val="21"/>
       <w:lang w:eastAsia="en-US"/>
     </w:rPr>
   </w:style>
@@ -1286,11 +1286,11 @@
       <w:outlineLvl w:val="5"/>
     </w:pPr>
     <w:rPr>
-      <w:rFonts w:asciiTheme="minorHAnsi" w:eastAsiaTheme="majorEastAsia" w:hAnsiTheme="minorHAnsi" w:cstheme="majorBidi"/>
+      <w:rFonts w:ascii="Arial" w:hAnsi="Arial" w:cs="Arial" w:eastAsia="Arial"/>
       <w:i/>
       <w:iCs/>
       <w:color w:val="595959" w:themeColor="text1" w:themeTint="A6"/>
-      <w:sz w:val="24"/>
+      <w:sz w:val="21"/>
       <w:lang w:eastAsia="en-US"/>
     </w:rPr>
   </w:style>
@@ -1311,9 +1311,9 @@
       <w:outlineLvl w:val="6"/>
     </w:pPr>
     <w:rPr>
-      <w:rFonts w:asciiTheme="minorHAnsi" w:eastAsiaTheme="majorEastAsia" w:hAnsiTheme="minorHAnsi" w:cstheme="majorBidi"/>
+      <w:rFonts w:ascii="Arial" w:hAnsi="Arial" w:cs="Arial" w:eastAsia="Arial"/>
       <w:color w:val="595959" w:themeColor="text1" w:themeTint="A6"/>
-      <w:sz w:val="24"/>
+      <w:sz w:val="21"/>
       <w:lang w:eastAsia="en-US"/>
     </w:rPr>
   </w:style>
@@ -1334,11 +1334,11 @@
       <w:outlineLvl w:val="7"/>
     </w:pPr>
     <w:rPr>
-      <w:rFonts w:asciiTheme="minorHAnsi" w:eastAsiaTheme="majorEastAsia" w:hAnsiTheme="minorHAnsi" w:cstheme="majorBidi"/>
+      <w:rFonts w:ascii="Arial" w:hAnsi="Arial" w:cs="Arial" w:eastAsia="Arial"/>
       <w:i/>
       <w:iCs/>
       <w:color w:val="272727" w:themeColor="text1" w:themeTint="D8"/>
-      <w:sz w:val="24"/>
+      <w:sz w:val="21"/>
       <w:lang w:eastAsia="en-US"/>
     </w:rPr>
   </w:style>
@@ -1359,9 +1359,9 @@
       <w:outlineLvl w:val="8"/>
     </w:pPr>
     <w:rPr>
-      <w:rFonts w:asciiTheme="minorHAnsi" w:eastAsiaTheme="majorEastAsia" w:hAnsiTheme="minorHAnsi" w:cstheme="majorBidi"/>
+      <w:rFonts w:ascii="Arial" w:hAnsi="Arial" w:cs="Arial" w:eastAsia="Arial"/>
       <w:color w:val="272727" w:themeColor="text1" w:themeTint="D8"/>
-      <w:sz w:val="24"/>
+      <w:sz w:val="21"/>
       <w:lang w:eastAsia="en-US"/>
     </w:rPr>
   </w:style>
@@ -1399,10 +1399,10 @@
     <w:uiPriority w:val="9"/>
     <w:rsid w:val="00C44E90"/>
     <w:rPr>
-      <w:rFonts w:asciiTheme="majorHAnsi" w:eastAsiaTheme="majorEastAsia" w:hAnsiTheme="majorHAnsi" w:cstheme="majorBidi"/>
+      <w:rFonts w:ascii="Arial" w:hAnsi="Arial" w:cs="Arial" w:eastAsia="Arial"/>
       <w:color w:val="0F4761" w:themeColor="accent1" w:themeShade="BF"/>
-      <w:sz w:val="40"/>
-      <w:szCs w:val="40"/>
+      <w:sz w:val="21"/>
+      <w:szCs w:val="21"/>
     </w:rPr>
   </w:style>
   <w:style w:type="character" w:customStyle="1" w:styleId="Heading2Char">
@@ -1413,10 +1413,10 @@
     <w:semiHidden/>
     <w:rsid w:val="00C44E90"/>
     <w:rPr>
-      <w:rFonts w:asciiTheme="majorHAnsi" w:eastAsiaTheme="majorEastAsia" w:hAnsiTheme="majorHAnsi" w:cstheme="majorBidi"/>
+      <w:rFonts w:ascii="Arial" w:hAnsi="Arial" w:cs="Arial" w:eastAsia="Arial"/>
       <w:color w:val="0F4761" w:themeColor="accent1" w:themeShade="BF"/>
-      <w:sz w:val="32"/>
-      <w:szCs w:val="32"/>
+      <w:sz w:val="21"/>
+      <w:szCs w:val="21"/>
     </w:rPr>
   </w:style>
   <w:style w:type="character" w:customStyle="1" w:styleId="Heading3Char">
@@ -1427,10 +1427,10 @@
     <w:semiHidden/>
     <w:rsid w:val="00C44E90"/>
     <w:rPr>
-      <w:rFonts w:eastAsiaTheme="majorEastAsia" w:cstheme="majorBidi"/>
+      <w:rFonts w:ascii="Arial" w:hAnsi="Arial" w:cs="Arial" w:eastAsia="Arial"/>
       <w:color w:val="0F4761" w:themeColor="accent1" w:themeShade="BF"/>
-      <w:sz w:val="28"/>
-      <w:szCs w:val="28"/>
+      <w:sz w:val="21"/>
+      <w:szCs w:val="21"/>
     </w:rPr>
   </w:style>
   <w:style w:type="character" w:customStyle="1" w:styleId="Heading4Char">
@@ -1441,7 +1441,7 @@
     <w:semiHidden/>
     <w:rsid w:val="00C44E90"/>
     <w:rPr>
-      <w:rFonts w:eastAsiaTheme="majorEastAsia" w:cstheme="majorBidi"/>
+      <w:rFonts w:ascii="Arial" w:hAnsi="Arial" w:cs="Arial" w:eastAsia="Arial"/>
       <w:i/>
       <w:iCs/>
       <w:color w:val="0F4761" w:themeColor="accent1" w:themeShade="BF"/>
@@ -1455,7 +1455,7 @@
     <w:semiHidden/>
     <w:rsid w:val="00C44E90"/>
     <w:rPr>
-      <w:rFonts w:eastAsiaTheme="majorEastAsia" w:cstheme="majorBidi"/>
+      <w:rFonts w:ascii="Arial" w:hAnsi="Arial" w:cs="Arial" w:eastAsia="Arial"/>
       <w:color w:val="0F4761" w:themeColor="accent1" w:themeShade="BF"/>
     </w:rPr>
   </w:style>
@@ -1467,7 +1467,7 @@
     <w:semiHidden/>
     <w:rsid w:val="00C44E90"/>
     <w:rPr>
-      <w:rFonts w:eastAsiaTheme="majorEastAsia" w:cstheme="majorBidi"/>
+      <w:rFonts w:ascii="Arial" w:hAnsi="Arial" w:cs="Arial" w:eastAsia="Arial"/>
       <w:i/>
       <w:iCs/>
       <w:color w:val="595959" w:themeColor="text1" w:themeTint="A6"/>
@@ -1481,7 +1481,7 @@
     <w:semiHidden/>
     <w:rsid w:val="00C44E90"/>
     <w:rPr>
-      <w:rFonts w:eastAsiaTheme="majorEastAsia" w:cstheme="majorBidi"/>
+      <w:rFonts w:ascii="Arial" w:hAnsi="Arial" w:cs="Arial" w:eastAsia="Arial"/>
       <w:color w:val="595959" w:themeColor="text1" w:themeTint="A6"/>
     </w:rPr>
   </w:style>
@@ -1493,7 +1493,7 @@
     <w:semiHidden/>
     <w:rsid w:val="00C44E90"/>
     <w:rPr>
-      <w:rFonts w:eastAsiaTheme="majorEastAsia" w:cstheme="majorBidi"/>
+      <w:rFonts w:ascii="Arial" w:hAnsi="Arial" w:cs="Arial" w:eastAsia="Arial"/>
       <w:i/>
       <w:iCs/>
       <w:color w:val="272727" w:themeColor="text1" w:themeTint="D8"/>
@@ -1507,7 +1507,7 @@
     <w:semiHidden/>
     <w:rsid w:val="00C44E90"/>
     <w:rPr>
-      <w:rFonts w:eastAsiaTheme="majorEastAsia" w:cstheme="majorBidi"/>
+      <w:rFonts w:ascii="Arial" w:hAnsi="Arial" w:cs="Arial" w:eastAsia="Arial"/>
       <w:color w:val="272727" w:themeColor="text1" w:themeTint="D8"/>
     </w:rPr>
   </w:style>
@@ -1524,12 +1524,12 @@
       <w:contextualSpacing/>
     </w:pPr>
     <w:rPr>
-      <w:rFonts w:asciiTheme="majorHAnsi" w:eastAsiaTheme="majorEastAsia" w:hAnsiTheme="majorHAnsi" w:cstheme="majorBidi"/>
+      <w:rFonts w:ascii="Arial" w:hAnsi="Arial" w:cs="Arial" w:eastAsia="Arial"/>
       <w:color w:val="auto"/>
       <w:spacing w:val="-10"/>
       <w:kern w:val="28"/>
-      <w:sz w:val="56"/>
-      <w:szCs w:val="56"/>
+      <w:sz w:val="21"/>
+      <w:szCs w:val="21"/>
       <w:lang w:eastAsia="en-US"/>
     </w:rPr>
   </w:style>
@@ -1540,11 +1540,11 @@
     <w:uiPriority w:val="10"/>
     <w:rsid w:val="00C44E90"/>
     <w:rPr>
-      <w:rFonts w:asciiTheme="majorHAnsi" w:eastAsiaTheme="majorEastAsia" w:hAnsiTheme="majorHAnsi" w:cstheme="majorBidi"/>
+      <w:rFonts w:ascii="Arial" w:hAnsi="Arial" w:cs="Arial" w:eastAsia="Arial"/>
       <w:spacing w:val="-10"/>
       <w:kern w:val="28"/>
-      <w:sz w:val="56"/>
-      <w:szCs w:val="56"/>
+      <w:sz w:val="21"/>
+      <w:szCs w:val="21"/>
     </w:rPr>
   </w:style>
   <w:style w:type="paragraph" w:styleId="Subtitle">
@@ -1562,11 +1562,11 @@
       <w:spacing w:line="278" w:lineRule="auto"/>
     </w:pPr>
     <w:rPr>
-      <w:rFonts w:asciiTheme="minorHAnsi" w:eastAsiaTheme="majorEastAsia" w:hAnsiTheme="minorHAnsi" w:cstheme="majorBidi"/>
+      <w:rFonts w:ascii="Arial" w:hAnsi="Arial" w:cs="Arial" w:eastAsia="Arial"/>
       <w:color w:val="595959" w:themeColor="text1" w:themeTint="A6"/>
       <w:spacing w:val="15"/>
-      <w:sz w:val="28"/>
-      <w:szCs w:val="28"/>
+      <w:sz w:val="21"/>
+      <w:szCs w:val="21"/>
       <w:lang w:eastAsia="en-US"/>
     </w:rPr>
   </w:style>
@@ -1577,11 +1577,11 @@
     <w:uiPriority w:val="11"/>
     <w:rsid w:val="00C44E90"/>
     <w:rPr>
-      <w:rFonts w:eastAsiaTheme="majorEastAsia" w:cstheme="majorBidi"/>
+      <w:rFonts w:ascii="Arial" w:hAnsi="Arial" w:cs="Arial" w:eastAsia="Arial"/>
       <w:color w:val="595959" w:themeColor="text1" w:themeTint="A6"/>
       <w:spacing w:val="15"/>
-      <w:sz w:val="28"/>
-      <w:szCs w:val="28"/>
+      <w:sz w:val="21"/>
+      <w:szCs w:val="21"/>
     </w:rPr>
   </w:style>
   <w:style w:type="paragraph" w:styleId="Quote">
@@ -1597,11 +1597,11 @@
       <w:jc w:val="center"/>
     </w:pPr>
     <w:rPr>
-      <w:rFonts w:asciiTheme="minorHAnsi" w:eastAsiaTheme="minorHAnsi" w:hAnsiTheme="minorHAnsi" w:cstheme="minorBidi"/>
+      <w:rFonts w:ascii="Arial" w:hAnsi="Arial" w:cs="Arial" w:eastAsia="Arial"/>
       <w:i/>
       <w:iCs/>
       <w:color w:val="404040" w:themeColor="text1" w:themeTint="BF"/>
-      <w:sz w:val="24"/>
+      <w:sz w:val="21"/>
       <w:lang w:eastAsia="en-US"/>
     </w:rPr>
   </w:style>
@@ -1629,9 +1629,9 @@
       <w:contextualSpacing/>
     </w:pPr>
     <w:rPr>
-      <w:rFonts w:asciiTheme="minorHAnsi" w:eastAsiaTheme="minorHAnsi" w:hAnsiTheme="minorHAnsi" w:cstheme="minorBidi"/>
+      <w:rFonts w:ascii="Arial" w:hAnsi="Arial" w:cs="Arial" w:eastAsia="Arial"/>
       <w:color w:val="auto"/>
-      <w:sz w:val="24"/>
+      <w:sz w:val="21"/>
       <w:lang w:eastAsia="en-US"/>
     </w:rPr>
   </w:style>
@@ -1665,11 +1665,11 @@
       <w:jc w:val="center"/>
     </w:pPr>
     <w:rPr>
-      <w:rFonts w:asciiTheme="minorHAnsi" w:eastAsiaTheme="minorHAnsi" w:hAnsiTheme="minorHAnsi" w:cstheme="minorBidi"/>
+      <w:rFonts w:ascii="Arial" w:hAnsi="Arial" w:cs="Arial" w:eastAsia="Arial"/>
       <w:i/>
       <w:iCs/>
       <w:color w:val="0F4761" w:themeColor="accent1" w:themeShade="BF"/>
-      <w:sz w:val="24"/>
+      <w:sz w:val="21"/>
       <w:lang w:eastAsia="en-US"/>
     </w:rPr>
   </w:style>
@@ -1706,7 +1706,7 @@
       <w:spacing w:after="0" w:line="240" w:lineRule="auto"/>
     </w:pPr>
     <w:rPr>
-      <w:rFonts w:eastAsiaTheme="minorEastAsia"/>
+      <w:rFonts w:ascii="Arial" w:hAnsi="Arial" w:cs="Arial" w:eastAsia="Arial"/>
       <w:lang w:eastAsia="en-IN"/>
     </w:rPr>
     <w:tblPr>
@@ -1740,9 +1740,9 @@
     <w:uiPriority w:val="99"/>
     <w:rsid w:val="006004F0"/>
     <w:rPr>
-      <w:rFonts w:ascii="Calibri" w:eastAsia="Calibri" w:hAnsi="Calibri" w:cs="Calibri"/>
+      <w:rFonts w:ascii="Arial" w:hAnsi="Arial" w:cs="Arial" w:eastAsia="Arial"/>
       <w:color w:val="000000"/>
-      <w:sz w:val="22"/>
+      <w:sz w:val="21"/>
       <w:lang w:eastAsia="en-IN"/>
     </w:rPr>
   </w:style>
@@ -1768,9 +1768,9 @@
     <w:uiPriority w:val="99"/>
     <w:rsid w:val="006004F0"/>
     <w:rPr>
-      <w:rFonts w:ascii="Calibri" w:eastAsia="Calibri" w:hAnsi="Calibri" w:cs="Calibri"/>
+      <w:rFonts w:ascii="Arial" w:hAnsi="Arial" w:cs="Arial" w:eastAsia="Arial"/>
       <w:color w:val="000000"/>
-      <w:sz w:val="22"/>
+      <w:sz w:val="21"/>
       <w:lang w:eastAsia="en-IN"/>
     </w:rPr>
   </w:style>
